--- a/docs/delivery/out/Руководства/Руководство пользователя — Наблюдатель.docx
+++ b/docs/delivery/out/Руководства/Руководство пользователя — Наблюдатель.docx
@@ -116,7 +116,7 @@
       <w:r>
         <w:fldChar w:fldCharType="separate"/>
       </w:r>
-      <w:hyperlink w:anchor="_Toc241493291" w:history="1">
+      <w:hyperlink w:anchor="_Toc241494187" w:history="1">
         <w:r>
           <w:rPr>
             <w:rStyle w:val="aff8"/>
@@ -143,7 +143,7 @@
             <w:noProof/>
             <w:webHidden/>
           </w:rPr>
-          <w:instrText xml:space="preserve"> PAGEREF _Toc241493291 \h </w:instrText>
+          <w:instrText xml:space="preserve"> PAGEREF _Toc241494187 \h </w:instrText>
         </w:r>
         <w:r>
           <w:rPr>
@@ -186,7 +186,7 @@
           <w:lang w:val="ru-RU" w:eastAsia="ru-RU"/>
         </w:rPr>
       </w:pPr>
-      <w:hyperlink w:anchor="_Toc241493292" w:history="1">
+      <w:hyperlink w:anchor="_Toc241494188" w:history="1">
         <w:r>
           <w:rPr>
             <w:rStyle w:val="aff8"/>
@@ -213,7 +213,7 @@
             <w:noProof/>
             <w:webHidden/>
           </w:rPr>
-          <w:instrText xml:space="preserve"> PAGEREF _Toc241493292 \h </w:instrText>
+          <w:instrText xml:space="preserve"> PAGEREF _Toc241494188 \h </w:instrText>
         </w:r>
         <w:r>
           <w:rPr>
@@ -256,7 +256,7 @@
           <w:lang w:val="ru-RU" w:eastAsia="ru-RU"/>
         </w:rPr>
       </w:pPr>
-      <w:hyperlink w:anchor="_Toc241493293" w:history="1">
+      <w:hyperlink w:anchor="_Toc241494189" w:history="1">
         <w:r>
           <w:rPr>
             <w:rStyle w:val="aff8"/>
@@ -283,7 +283,7 @@
             <w:noProof/>
             <w:webHidden/>
           </w:rPr>
-          <w:instrText xml:space="preserve"> PAGEREF _Toc241493293 \h </w:instrText>
+          <w:instrText xml:space="preserve"> PAGEREF _Toc241494189 \h </w:instrText>
         </w:r>
         <w:r>
           <w:rPr>
@@ -326,7 +326,7 @@
           <w:lang w:val="ru-RU" w:eastAsia="ru-RU"/>
         </w:rPr>
       </w:pPr>
-      <w:hyperlink w:anchor="_Toc241493294" w:history="1">
+      <w:hyperlink w:anchor="_Toc241494190" w:history="1">
         <w:r>
           <w:rPr>
             <w:rStyle w:val="aff8"/>
@@ -353,7 +353,7 @@
             <w:noProof/>
             <w:webHidden/>
           </w:rPr>
-          <w:instrText xml:space="preserve"> PAGEREF _Toc241493294 \h </w:instrText>
+          <w:instrText xml:space="preserve"> PAGEREF _Toc241494190 \h </w:instrText>
         </w:r>
         <w:r>
           <w:rPr>
@@ -398,7 +398,7 @@
       <w:pPr>
         <w:pStyle w:val="1"/>
       </w:pPr>
-      <w:bookmarkStart w:id="0" w:name="_Toc241493291"/>
+      <w:bookmarkStart w:id="0" w:name="_Toc241494187"/>
       <w:r>
         <w:lastRenderedPageBreak/>
         <w:t>Руководство пользователя: наблюдатель</w:t>
@@ -420,7 +420,7 @@
       <w:pPr>
         <w:pStyle w:val="21"/>
       </w:pPr>
-      <w:bookmarkStart w:id="1" w:name="_Toc241493292"/>
+      <w:bookmarkStart w:id="1" w:name="_Toc241494188"/>
       <w:r>
         <w:t>1. Что доступно</w:t>
       </w:r>
@@ -750,7 +750,7 @@
           <w:noProof/>
         </w:rPr>
         <w:drawing>
-          <wp:inline distT="0" distB="0" distL="0" distR="0" wp14:anchorId="54066315" wp14:editId="14140DEC">
+          <wp:inline distT="0" distB="0" distL="0" distR="0" wp14:anchorId="50A92CA7" wp14:editId="0522EE7E">
             <wp:extent cx="5940000" cy="3712500"/>
             <wp:effectExtent l="0" t="0" r="0" b="0"/>
             <wp:docPr id="1" name="Picture 1"/>
@@ -808,7 +808,7 @@
         </w:rPr>
         <w:lastRenderedPageBreak/>
         <w:drawing>
-          <wp:inline distT="0" distB="0" distL="0" distR="0" wp14:anchorId="6066E2C9" wp14:editId="661720DE">
+          <wp:inline distT="0" distB="0" distL="0" distR="0" wp14:anchorId="282419DD" wp14:editId="0C00EEB5">
             <wp:extent cx="5940000" cy="3712500"/>
             <wp:effectExtent l="0" t="0" r="0" b="0"/>
             <wp:docPr id="2" name="Picture 2"/>
@@ -867,7 +867,7 @@
       <w:pPr>
         <w:pStyle w:val="21"/>
       </w:pPr>
-      <w:bookmarkStart w:id="2" w:name="_Toc241493293"/>
+      <w:bookmarkStart w:id="2" w:name="_Toc241494189"/>
       <w:r>
         <w:t>2. Чего роль не делает</w:t>
       </w:r>
@@ -882,7 +882,7 @@
       <w:pPr>
         <w:pStyle w:val="21"/>
       </w:pPr>
-      <w:bookmarkStart w:id="3" w:name="_Toc241493294"/>
+      <w:bookmarkStart w:id="3" w:name="_Toc241494190"/>
       <w:r>
         <w:t>3. Вопросы</w:t>
       </w:r>
@@ -12600,7 +12600,7 @@
     <w:autoRedefine/>
     <w:uiPriority w:val="39"/>
     <w:unhideWhenUsed/>
-    <w:rsid w:val="00907588"/>
+    <w:rsid w:val="00B54E9A"/>
     <w:pPr>
       <w:spacing w:after="100"/>
     </w:pPr>
@@ -12612,7 +12612,7 @@
     <w:autoRedefine/>
     <w:uiPriority w:val="39"/>
     <w:unhideWhenUsed/>
-    <w:rsid w:val="00907588"/>
+    <w:rsid w:val="00B54E9A"/>
     <w:pPr>
       <w:spacing w:after="100"/>
       <w:ind w:left="220"/>
@@ -12623,7 +12623,7 @@
     <w:basedOn w:val="a2"/>
     <w:uiPriority w:val="99"/>
     <w:unhideWhenUsed/>
-    <w:rsid w:val="00907588"/>
+    <w:rsid w:val="00B54E9A"/>
     <w:rPr>
       <w:color w:val="0000FF" w:themeColor="hyperlink"/>
       <w:u w:val="single"/>

--- a/docs/delivery/out/Руководства/Руководство пользователя — Наблюдатель.docx
+++ b/docs/delivery/out/Руководства/Руководство пользователя — Наблюдатель.docx
@@ -116,7 +116,7 @@
       <w:r>
         <w:fldChar w:fldCharType="separate"/>
       </w:r>
-      <w:hyperlink w:anchor="_Toc241494187" w:history="1">
+      <w:hyperlink w:anchor="_Toc241594750" w:history="1">
         <w:r>
           <w:rPr>
             <w:rStyle w:val="aff8"/>
@@ -143,7 +143,7 @@
             <w:noProof/>
             <w:webHidden/>
           </w:rPr>
-          <w:instrText xml:space="preserve"> PAGEREF _Toc241494187 \h </w:instrText>
+          <w:instrText xml:space="preserve"> PAGEREF _Toc241594750 \h </w:instrText>
         </w:r>
         <w:r>
           <w:rPr>
@@ -186,7 +186,7 @@
           <w:lang w:val="ru-RU" w:eastAsia="ru-RU"/>
         </w:rPr>
       </w:pPr>
-      <w:hyperlink w:anchor="_Toc241494188" w:history="1">
+      <w:hyperlink w:anchor="_Toc241594751" w:history="1">
         <w:r>
           <w:rPr>
             <w:rStyle w:val="aff8"/>
@@ -213,7 +213,7 @@
             <w:noProof/>
             <w:webHidden/>
           </w:rPr>
-          <w:instrText xml:space="preserve"> PAGEREF _Toc241494188 \h </w:instrText>
+          <w:instrText xml:space="preserve"> PAGEREF _Toc241594751 \h </w:instrText>
         </w:r>
         <w:r>
           <w:rPr>
@@ -256,13 +256,13 @@
           <w:lang w:val="ru-RU" w:eastAsia="ru-RU"/>
         </w:rPr>
       </w:pPr>
-      <w:hyperlink w:anchor="_Toc241494189" w:history="1">
+      <w:hyperlink w:anchor="_Toc241594752" w:history="1">
         <w:r>
           <w:rPr>
             <w:rStyle w:val="aff8"/>
             <w:noProof/>
           </w:rPr>
-          <w:t>2. Чего роль не делает</w:t>
+          <w:t>2. Режимы работы</w:t>
         </w:r>
         <w:r>
           <w:rPr>
@@ -283,7 +283,7 @@
             <w:noProof/>
             <w:webHidden/>
           </w:rPr>
-          <w:instrText xml:space="preserve"> PAGEREF _Toc241494189 \h </w:instrText>
+          <w:instrText xml:space="preserve"> PAGEREF _Toc241594752 \h </w:instrText>
         </w:r>
         <w:r>
           <w:rPr>
@@ -326,13 +326,13 @@
           <w:lang w:val="ru-RU" w:eastAsia="ru-RU"/>
         </w:rPr>
       </w:pPr>
-      <w:hyperlink w:anchor="_Toc241494190" w:history="1">
+      <w:hyperlink w:anchor="_Toc241594753" w:history="1">
         <w:r>
           <w:rPr>
             <w:rStyle w:val="aff8"/>
             <w:noProof/>
           </w:rPr>
-          <w:t>3. Вопросы</w:t>
+          <w:t>3. Чего роль не делает</w:t>
         </w:r>
         <w:r>
           <w:rPr>
@@ -353,7 +353,77 @@
             <w:noProof/>
             <w:webHidden/>
           </w:rPr>
-          <w:instrText xml:space="preserve"> PAGEREF _Toc241494190 \h </w:instrText>
+          <w:instrText xml:space="preserve"> PAGEREF _Toc241594753 \h </w:instrText>
+        </w:r>
+        <w:r>
+          <w:rPr>
+            <w:noProof/>
+            <w:webHidden/>
+          </w:rPr>
+        </w:r>
+        <w:r>
+          <w:rPr>
+            <w:noProof/>
+            <w:webHidden/>
+          </w:rPr>
+          <w:fldChar w:fldCharType="separate"/>
+        </w:r>
+        <w:r>
+          <w:rPr>
+            <w:noProof/>
+            <w:webHidden/>
+          </w:rPr>
+          <w:t>4</w:t>
+        </w:r>
+        <w:r>
+          <w:rPr>
+            <w:noProof/>
+            <w:webHidden/>
+          </w:rPr>
+          <w:fldChar w:fldCharType="end"/>
+        </w:r>
+      </w:hyperlink>
+    </w:p>
+    <w:p>
+      <w:pPr>
+        <w:pStyle w:val="2c"/>
+        <w:tabs>
+          <w:tab w:val="right" w:leader="dot" w:pos="9628"/>
+        </w:tabs>
+        <w:rPr>
+          <w:rFonts w:asciiTheme="minorHAnsi" w:eastAsiaTheme="minorEastAsia" w:hAnsiTheme="minorHAnsi"/>
+          <w:noProof/>
+          <w:lang w:val="ru-RU" w:eastAsia="ru-RU"/>
+        </w:rPr>
+      </w:pPr>
+      <w:hyperlink w:anchor="_Toc241594754" w:history="1">
+        <w:r>
+          <w:rPr>
+            <w:rStyle w:val="aff8"/>
+            <w:noProof/>
+          </w:rPr>
+          <w:t>4. Вопросы</w:t>
+        </w:r>
+        <w:r>
+          <w:rPr>
+            <w:noProof/>
+            <w:webHidden/>
+          </w:rPr>
+          <w:tab/>
+        </w:r>
+        <w:r>
+          <w:rPr>
+            <w:noProof/>
+            <w:webHidden/>
+          </w:rPr>
+          <w:fldChar w:fldCharType="begin"/>
+        </w:r>
+        <w:r>
+          <w:rPr>
+            <w:noProof/>
+            <w:webHidden/>
+          </w:rPr>
+          <w:instrText xml:space="preserve"> PAGEREF _Toc241594754 \h </w:instrText>
         </w:r>
         <w:r>
           <w:rPr>
@@ -398,7 +468,7 @@
       <w:pPr>
         <w:pStyle w:val="1"/>
       </w:pPr>
-      <w:bookmarkStart w:id="0" w:name="_Toc241494187"/>
+      <w:bookmarkStart w:id="0" w:name="_Toc241594750"/>
       <w:r>
         <w:lastRenderedPageBreak/>
         <w:t>Руководство пользователя: наблюдатель</w:t>
@@ -420,7 +490,7 @@
       <w:pPr>
         <w:pStyle w:val="21"/>
       </w:pPr>
-      <w:bookmarkStart w:id="1" w:name="_Toc241494188"/>
+      <w:bookmarkStart w:id="1" w:name="_Toc241594751"/>
       <w:r>
         <w:t>1. Что доступно</w:t>
       </w:r>
@@ -750,7 +820,7 @@
           <w:noProof/>
         </w:rPr>
         <w:drawing>
-          <wp:inline distT="0" distB="0" distL="0" distR="0" wp14:anchorId="50A92CA7" wp14:editId="0522EE7E">
+          <wp:inline distT="0" distB="0" distL="0" distR="0" wp14:anchorId="46F3E052" wp14:editId="14F182E2">
             <wp:extent cx="5940000" cy="3712500"/>
             <wp:effectExtent l="0" t="0" r="0" b="0"/>
             <wp:docPr id="1" name="Picture 1"/>
@@ -808,7 +878,7 @@
         </w:rPr>
         <w:lastRenderedPageBreak/>
         <w:drawing>
-          <wp:inline distT="0" distB="0" distL="0" distR="0" wp14:anchorId="282419DD" wp14:editId="0C00EEB5">
+          <wp:inline distT="0" distB="0" distL="0" distR="0" wp14:anchorId="1036CA75" wp14:editId="2101A061">
             <wp:extent cx="5940000" cy="3712500"/>
             <wp:effectExtent l="0" t="0" r="0" b="0"/>
             <wp:docPr id="2" name="Picture 2"/>
@@ -867,11 +937,280 @@
       <w:pPr>
         <w:pStyle w:val="21"/>
       </w:pPr>
-      <w:bookmarkStart w:id="2" w:name="_Toc241494189"/>
+      <w:bookmarkStart w:id="2" w:name="_Toc241594752"/>
       <w:r>
-        <w:t>2. Чего роль не делает</w:t>
+        <w:t>2. Режимы работы</w:t>
       </w:r>
       <w:bookmarkEnd w:id="2"/>
+    </w:p>
+    <w:tbl>
+      <w:tblPr>
+        <w:tblStyle w:val="aff0"/>
+        <w:tblW w:w="0" w:type="auto"/>
+        <w:jc w:val="center"/>
+        <w:tblLook w:val="04A0" w:firstRow="1" w:lastRow="0" w:firstColumn="1" w:lastColumn="0" w:noHBand="0" w:noVBand="1"/>
+      </w:tblPr>
+      <w:tblGrid>
+        <w:gridCol w:w="3213"/>
+        <w:gridCol w:w="3213"/>
+        <w:gridCol w:w="3213"/>
+      </w:tblGrid>
+      <w:tr>
+        <w:trPr>
+          <w:tblHeader/>
+          <w:jc w:val="center"/>
+        </w:trPr>
+        <w:tc>
+          <w:tcPr>
+            <w:tcW w:w="3213" w:type="dxa"/>
+            <w:shd w:val="clear" w:color="auto" w:fill="E8EDF6"/>
+          </w:tcPr>
+          <w:p>
+            <w:pPr>
+              <w:keepNext/>
+            </w:pPr>
+            <w:r>
+              <w:rPr>
+                <w:b/>
+                <w:sz w:val="18"/>
+              </w:rPr>
+              <w:t>Режим</w:t>
+            </w:r>
+          </w:p>
+        </w:tc>
+        <w:tc>
+          <w:tcPr>
+            <w:tcW w:w="3213" w:type="dxa"/>
+            <w:shd w:val="clear" w:color="auto" w:fill="E8EDF6"/>
+          </w:tcPr>
+          <w:p>
+            <w:pPr>
+              <w:keepNext/>
+            </w:pPr>
+            <w:r>
+              <w:rPr>
+                <w:b/>
+                <w:sz w:val="18"/>
+              </w:rPr>
+              <w:t>Как включить</w:t>
+            </w:r>
+          </w:p>
+        </w:tc>
+        <w:tc>
+          <w:tcPr>
+            <w:tcW w:w="3213" w:type="dxa"/>
+            <w:shd w:val="clear" w:color="auto" w:fill="E8EDF6"/>
+          </w:tcPr>
+          <w:p>
+            <w:pPr>
+              <w:keepNext/>
+            </w:pPr>
+            <w:r>
+              <w:rPr>
+                <w:b/>
+                <w:sz w:val="18"/>
+              </w:rPr>
+              <w:t>Для чего</w:t>
+            </w:r>
+          </w:p>
+        </w:tc>
+      </w:tr>
+      <w:tr>
+        <w:trPr>
+          <w:jc w:val="center"/>
+        </w:trPr>
+        <w:tc>
+          <w:tcPr>
+            <w:tcW w:w="3213" w:type="dxa"/>
+          </w:tcPr>
+          <w:p>
+            <w:r>
+              <w:rPr>
+                <w:sz w:val="18"/>
+              </w:rPr>
+              <w:t>Режимы карты</w:t>
+            </w:r>
+          </w:p>
+        </w:tc>
+        <w:tc>
+          <w:tcPr>
+            <w:tcW w:w="3213" w:type="dxa"/>
+          </w:tcPr>
+          <w:p>
+            <w:r>
+              <w:rPr>
+                <w:sz w:val="18"/>
+              </w:rPr>
+              <w:t>кнопки над картой «Мониторинг»</w:t>
+            </w:r>
+          </w:p>
+        </w:tc>
+        <w:tc>
+          <w:tcPr>
+            <w:tcW w:w="3213" w:type="dxa"/>
+          </w:tcPr>
+          <w:p>
+            <w:r>
+              <w:rPr>
+                <w:sz w:val="18"/>
+              </w:rPr>
+              <w:t>«Обстановка», «Прогноз», «Датчики», «Данные», «Заявки» — только просмотр</w:t>
+            </w:r>
+          </w:p>
+        </w:tc>
+      </w:tr>
+      <w:tr>
+        <w:trPr>
+          <w:jc w:val="center"/>
+        </w:trPr>
+        <w:tc>
+          <w:tcPr>
+            <w:tcW w:w="3213" w:type="dxa"/>
+          </w:tcPr>
+          <w:p>
+            <w:r>
+              <w:rPr>
+                <w:sz w:val="18"/>
+              </w:rPr>
+              <w:t>Спутник и этажи</w:t>
+            </w:r>
+          </w:p>
+        </w:tc>
+        <w:tc>
+          <w:tcPr>
+            <w:tcW w:w="3213" w:type="dxa"/>
+          </w:tcPr>
+          <w:p>
+            <w:r>
+              <w:rPr>
+                <w:sz w:val="18"/>
+              </w:rPr>
+              <w:t>кнопка со спутником; переключатель этажей справа</w:t>
+            </w:r>
+          </w:p>
+        </w:tc>
+        <w:tc>
+          <w:tcPr>
+            <w:tcW w:w="3213" w:type="dxa"/>
+          </w:tcPr>
+          <w:p>
+            <w:r>
+              <w:rPr>
+                <w:sz w:val="18"/>
+              </w:rPr>
+              <w:t xml:space="preserve">снимок </w:t>
+            </w:r>
+            <w:r>
+              <w:rPr>
+                <w:sz w:val="18"/>
+              </w:rPr>
+              <w:t>местности, план этажа, прозрачность плана</w:t>
+            </w:r>
+          </w:p>
+        </w:tc>
+      </w:tr>
+      <w:tr>
+        <w:trPr>
+          <w:jc w:val="center"/>
+        </w:trPr>
+        <w:tc>
+          <w:tcPr>
+            <w:tcW w:w="3213" w:type="dxa"/>
+          </w:tcPr>
+          <w:p>
+            <w:r>
+              <w:rPr>
+                <w:sz w:val="18"/>
+              </w:rPr>
+              <w:t>Учебный контур</w:t>
+            </w:r>
+          </w:p>
+        </w:tc>
+        <w:tc>
+          <w:tcPr>
+            <w:tcW w:w="3213" w:type="dxa"/>
+          </w:tcPr>
+          <w:p>
+            <w:r>
+              <w:rPr>
+                <w:sz w:val="18"/>
+              </w:rPr>
+              <w:t>переключатель в шапке</w:t>
+            </w:r>
+          </w:p>
+        </w:tc>
+        <w:tc>
+          <w:tcPr>
+            <w:tcW w:w="3213" w:type="dxa"/>
+          </w:tcPr>
+          <w:p>
+            <w:r>
+              <w:rPr>
+                <w:sz w:val="18"/>
+              </w:rPr>
+              <w:t>полигон Мю, Кси, Тау: экскурсия по интерфейсу; на работу района не влияет</w:t>
+            </w:r>
+          </w:p>
+        </w:tc>
+      </w:tr>
+      <w:tr>
+        <w:trPr>
+          <w:jc w:val="center"/>
+        </w:trPr>
+        <w:tc>
+          <w:tcPr>
+            <w:tcW w:w="3213" w:type="dxa"/>
+          </w:tcPr>
+          <w:p>
+            <w:r>
+              <w:rPr>
+                <w:sz w:val="18"/>
+              </w:rPr>
+              <w:t>Телефон</w:t>
+            </w:r>
+          </w:p>
+        </w:tc>
+        <w:tc>
+          <w:tcPr>
+            <w:tcW w:w="3213" w:type="dxa"/>
+          </w:tcPr>
+          <w:p>
+            <w:r>
+              <w:rPr>
+                <w:sz w:val="18"/>
+              </w:rPr>
+              <w:t>адрес в браузере → «Добавить на главный экран»</w:t>
+            </w:r>
+          </w:p>
+        </w:tc>
+        <w:tc>
+          <w:tcPr>
+            <w:tcW w:w="3213" w:type="dxa"/>
+          </w:tcPr>
+          <w:p>
+            <w:r>
+              <w:rPr>
+                <w:sz w:val="18"/>
+              </w:rPr>
+              <w:t>просмотр обстановки</w:t>
+            </w:r>
+          </w:p>
+        </w:tc>
+      </w:tr>
+    </w:tbl>
+    <w:p/>
+    <w:p>
+      <w:pPr>
+        <w:pStyle w:val="21"/>
+      </w:pPr>
+      <w:bookmarkStart w:id="3" w:name="_Toc241594753"/>
+      <w:r>
+        <w:t xml:space="preserve">3. Чего роль не </w:t>
+      </w:r>
+      <w:r>
+        <w:t>делает</w:t>
+      </w:r>
+      <w:bookmarkEnd w:id="3"/>
     </w:p>
     <w:p>
       <w:r>
@@ -882,11 +1221,11 @@
       <w:pPr>
         <w:pStyle w:val="21"/>
       </w:pPr>
-      <w:bookmarkStart w:id="3" w:name="_Toc241494190"/>
+      <w:bookmarkStart w:id="4" w:name="_Toc241594754"/>
       <w:r>
-        <w:t>3. Вопросы</w:t>
+        <w:t>4. Вопросы</w:t>
       </w:r>
-      <w:bookmarkEnd w:id="3"/>
+      <w:bookmarkEnd w:id="4"/>
     </w:p>
     <w:p>
       <w:pPr>
@@ -896,7 +1235,13 @@
         <w:rPr>
           <w:b/>
         </w:rPr>
-        <w:t>Нужен доступ к действиям.</w:t>
+        <w:t>Нужен доступ к дей</w:t>
+      </w:r>
+      <w:r>
+        <w:rPr>
+          <w:b/>
+        </w:rPr>
+        <w:t>ствиям.</w:t>
       </w:r>
       <w:r>
         <w:t xml:space="preserve"> Роль назначает администратор (группа в AD или админка).</w:t>
@@ -12600,7 +12945,7 @@
     <w:autoRedefine/>
     <w:uiPriority w:val="39"/>
     <w:unhideWhenUsed/>
-    <w:rsid w:val="00B54E9A"/>
+    <w:rsid w:val="00DD00D2"/>
     <w:pPr>
       <w:spacing w:after="100"/>
     </w:pPr>
@@ -12612,7 +12957,7 @@
     <w:autoRedefine/>
     <w:uiPriority w:val="39"/>
     <w:unhideWhenUsed/>
-    <w:rsid w:val="00B54E9A"/>
+    <w:rsid w:val="00DD00D2"/>
     <w:pPr>
       <w:spacing w:after="100"/>
       <w:ind w:left="220"/>
@@ -12623,7 +12968,7 @@
     <w:basedOn w:val="a2"/>
     <w:uiPriority w:val="99"/>
     <w:unhideWhenUsed/>
-    <w:rsid w:val="00B54E9A"/>
+    <w:rsid w:val="00DD00D2"/>
     <w:rPr>
       <w:color w:val="0000FF" w:themeColor="hyperlink"/>
       <w:u w:val="single"/>
